--- a/research/transition-order/branch192-upper-report.docx
+++ b/research/transition-order/branch192-upper-report.docx
@@ -29,14 +29,14 @@
           <w:b/>
           <w:i w:val="0"/>
         </w:rPr>
-        <w:t>Status:</w:t>
+        <w:t>Current status:</w:t>
       </w:r>
       <w:r>
         <w:rPr>
           <w:b w:val="0"/>
           <w:i w:val="0"/>
         </w:rPr>
-        <w:t xml:space="preserve"> feasibility gate failed; production not launched.</w:t>
+        <w:t xml:space="preserve"> the original five-hour gate failed; a later authorized one-hour extension passed and launched production. The worker then disappeared without a final result or saved target checkpoint. The six-hour absolute cap has now expired; there is no accepted p=.30485 χ192 observation.</w:t>
       </w:r>
     </w:p>
     <w:p>
@@ -57,7 +57,7 @@
           <w:b w:val="0"/>
           <w:i w:val="0"/>
         </w:rPr>
-        <w:t>The user authorized exactly one ordered-history χ192 continuation at p=.30485, warm-started from the accepted ordered χ192 state at p=.30480. This is a fresh five-hour absolute cap. The disposable enlargement benchmark and runtime/memory gate precede production; if the projected optimizer plus setup and validation reserve does not fit, production is not launched. No other p, second preparation, excited-state/gap computation, perturbation or stability test is in scope.</w:t>
+        <w:t>The user authorized exactly one ordered-history χ192 continuation at p=.30485, warm-started from the accepted ordered χ192 state at p=.30480. The initial authorization set a fresh five-hour cap. A later addendum extended the absolute cap to six hours from the original start. The disposable enlargement benchmark and runtime/memory gate preceded production; the original gate failed, then the extension gate passed. No other p, second preparation, excited-state/gap computation, perturbation or stability test is in scope.</w:t>
       </w:r>
     </w:p>
     <w:p>
@@ -165,7 +165,7 @@
           <w:b w:val="0"/>
           <w:i w:val="0"/>
         </w:rPr>
-        <w:t>Feasibility decision</w:t>
+        <w:t>Original five-hour feasibility decision (preserved)</w:t>
       </w:r>
     </w:p>
     <w:p>
@@ -197,14 +197,112 @@
           <w:b/>
           <w:i w:val="0"/>
         </w:rPr>
-        <w:t>No optimizer state at p=.30485 was produced.</w:t>
+        <w:t>Historical note:</w:t>
       </w:r>
       <w:r>
         <w:rPr>
           <w:b w:val="0"/>
           <w:i w:val="0"/>
         </w:rPr>
-        <w:t xml:space="preserve"> Only the disposable one-step benchmark ran. The feasibility gate stopped before production; therefore there is no p=.30485 order diagnostic or phase inference.</w:t>
+        <w:t xml:space="preserve"> at the original five-hour gate, no optimizer state had been produced and production had not launched. A later cap-extension decision superseded that stop; see the execution update below. No accepted or audited p=.30485 state is available.</w:t>
+      </w:r>
+    </w:p>
+    <w:p>
+      <w:pPr>
+        <w:pStyle w:val="Heading2"/>
+      </w:pPr>
+      <w:r>
+        <w:rPr>
+          <w:b w:val="0"/>
+          <w:i w:val="0"/>
+        </w:rPr>
+        <w:t>One-hour extension and subsequent execution interruption</w:t>
+      </w:r>
+    </w:p>
+    <w:p>
+      <w:r>
+        <w:rPr>
+          <w:b w:val="0"/>
+          <w:i w:val="0"/>
+        </w:rPr>
+        <w:t>The user authorized one additional hour, changing the absolute cap from five to six hours measured from the original campaign start. The original frozen protocol and failed five-hour gate remain unchanged. The extension gate reused the disposable benchmark and unchanged forecast: 205 iterations × 87.33s plus setup and validation = 18923.66s. At the extension decision, 19636.05s remained; forecast headroom was 712.39s. Runtime and memory gates passed, and the single production worker was launched.</w:t>
+      </w:r>
+    </w:p>
+    <w:p>
+      <w:r>
+        <w:rPr>
+          <w:b w:val="0"/>
+          <w:i w:val="0"/>
+        </w:rPr>
+        <w:t xml:space="preserve">Afterward, the worker no longer appeared in the process table. Its durable result record remains at status </w:t>
+      </w:r>
+      <w:r>
+        <w:rPr>
+          <w:rFonts w:ascii="Consolas" w:hAnsi="Consolas" w:eastAsia="Consolas" w:cs="Consolas"/>
+          <w:b w:val="0"/>
+          <w:i w:val="0"/>
+        </w:rPr>
+        <w:t>running</w:t>
+      </w:r>
+      <w:r>
+        <w:rPr>
+          <w:b w:val="0"/>
+          <w:i w:val="0"/>
+        </w:rPr>
+        <w:t xml:space="preserve">; its log is 0 bytes, and the named p=.30485 checkpoint exists: False. The actual number of optimizer iterations completed is unknown; no final result or independent state audit exists. The six-hour deadline expired at Unix time 1792218960 before this interruption was documented. </w:t>
+      </w:r>
+      <w:r>
+        <w:rPr>
+          <w:b/>
+          <w:i w:val="0"/>
+        </w:rPr>
+        <w:t>No restart is authorized by the expired cap.</w:t>
+      </w:r>
+      <w:r>
+        <w:rPr>
+          <w:b w:val="0"/>
+          <w:i w:val="0"/>
+        </w:rPr>
+        <w:t xml:space="preserve"> A renewed explicit cap is required before another attempt.</w:t>
+      </w:r>
+    </w:p>
+    <w:p>
+      <w:r>
+        <w:rPr>
+          <w:b w:val="0"/>
+          <w:i w:val="0"/>
+        </w:rPr>
+        <w:t xml:space="preserve">Interruption evidence: </w:t>
+      </w:r>
+      <w:r>
+        <w:rPr>
+          <w:rFonts w:ascii="Consolas" w:hAnsi="Consolas" w:eastAsia="Consolas" w:cs="Consolas"/>
+          <w:b w:val="0"/>
+          <w:i w:val="0"/>
+        </w:rPr>
+        <w:t>research/transition-order/branch192-upper-interruption.json</w:t>
+      </w:r>
+      <w:r>
+        <w:rPr>
+          <w:b w:val="0"/>
+          <w:i w:val="0"/>
+        </w:rPr>
+        <w:t xml:space="preserve">; extension authorization/gate: </w:t>
+      </w:r>
+      <w:r>
+        <w:rPr>
+          <w:rFonts w:ascii="Consolas" w:hAnsi="Consolas" w:eastAsia="Consolas" w:cs="Consolas"/>
+          <w:b w:val="0"/>
+          <w:i w:val="0"/>
+        </w:rPr>
+        <w:t>branch192-upper-extension-addendum.json</w:t>
+      </w:r>
+      <w:r>
+        <w:rPr>
+          <w:b w:val="0"/>
+          <w:i w:val="0"/>
+        </w:rPr>
+        <w:t>.</w:t>
       </w:r>
     </w:p>
     <w:p>
@@ -258,7 +356,7 @@
           <w:b w:val="0"/>
           <w:i w:val="0"/>
         </w:rPr>
-        <w:t xml:space="preserve">, </w:t>
+        <w:t xml:space="preserve">, the worker execution record and log, and </w:t>
       </w:r>
       <w:r>
         <w:rPr>
@@ -266,44 +364,14 @@
           <w:b w:val="0"/>
           <w:i w:val="0"/>
         </w:rPr>
-        <w:t>branch192_upper_benchmark.json</w:t>
+        <w:t>research/transition-order/branch192-upper-interruption.json</w:t>
       </w:r>
       <w:r>
         <w:rPr>
           <w:b w:val="0"/>
           <w:i w:val="0"/>
         </w:rPr>
-        <w:t xml:space="preserve">, its log, and (only if production passed the gate) the named </w:t>
-      </w:r>
-      <w:r>
-        <w:rPr>
-          <w:rFonts w:ascii="Consolas" w:hAnsi="Consolas" w:eastAsia="Consolas" w:cs="Consolas"/>
-          <w:b w:val="0"/>
-          <w:i w:val="0"/>
-        </w:rPr>
-        <w:t>.30485</w:t>
-      </w:r>
-      <w:r>
-        <w:rPr>
-          <w:b w:val="0"/>
-          <w:i w:val="0"/>
-        </w:rPr>
-        <w:t xml:space="preserve"> result/checkpoint plus </w:t>
-      </w:r>
-      <w:r>
-        <w:rPr>
-          <w:rFonts w:ascii="Consolas" w:hAnsi="Consolas" w:eastAsia="Consolas" w:cs="Consolas"/>
-          <w:b w:val="0"/>
-          <w:i w:val="0"/>
-        </w:rPr>
-        <w:t>branch192_upper_state_audit.json</w:t>
-      </w:r>
-      <w:r>
-        <w:rPr>
-          <w:b w:val="0"/>
-          <w:i w:val="0"/>
-        </w:rPr>
-        <w:t>.</w:t>
+        <w:t>. No accepted target checkpoint, final optimizer record, or independent state audit exists.</w:t>
       </w:r>
     </w:p>
     <w:sectPr>
